--- a/Booking System Report.docx
+++ b/Booking System Report.docx
@@ -925,6 +925,268 @@
         </w:rPr>
         <w:t xml:space="preserve"> – properly aligned buttons like “View Medical Records” and “Chat” using flex, removing extra margins.</w:t>
       </w:r>
+    </w:p>
+    <w:p>
+      <w:pPr>
+        <w:pStyle w:val="NormalWeb"/>
+        <w:rPr>
+          <w:b/>
+          <w:bCs/>
+          <w:sz w:val="48"/>
+          <w:szCs w:val="48"/>
+        </w:rPr>
+      </w:pPr>
+      <w:r>
+        <w:rPr>
+          <w:b/>
+          <w:bCs/>
+          <w:sz w:val="48"/>
+          <w:szCs w:val="48"/>
+        </w:rPr>
+        <w:t xml:space="preserve">Day </w:t>
+      </w:r>
+      <w:r>
+        <w:rPr>
+          <w:b/>
+          <w:bCs/>
+          <w:sz w:val="48"/>
+          <w:szCs w:val="48"/>
+        </w:rPr>
+        <w:t>5</w:t>
+      </w:r>
+      <w:r>
+        <w:rPr>
+          <w:b/>
+          <w:bCs/>
+          <w:sz w:val="48"/>
+          <w:szCs w:val="48"/>
+        </w:rPr>
+        <w:t>:</w:t>
+      </w:r>
+    </w:p>
+    <w:p>
+      <w:pPr>
+        <w:pStyle w:val="ListParagraph"/>
+        <w:numPr>
+          <w:ilvl w:val="0"/>
+          <w:numId w:val="6"/>
+        </w:numPr>
+        <w:rPr>
+          <w:sz w:val="32"/>
+          <w:szCs w:val="32"/>
+        </w:rPr>
+      </w:pPr>
+      <w:r>
+        <w:rPr>
+          <w:sz w:val="32"/>
+          <w:szCs w:val="32"/>
+        </w:rPr>
+        <w:t>Created backend model of patient.</w:t>
+      </w:r>
+    </w:p>
+    <w:p>
+      <w:pPr>
+        <w:pStyle w:val="ListParagraph"/>
+        <w:numPr>
+          <w:ilvl w:val="0"/>
+          <w:numId w:val="6"/>
+        </w:numPr>
+        <w:rPr>
+          <w:sz w:val="32"/>
+          <w:szCs w:val="32"/>
+        </w:rPr>
+      </w:pPr>
+      <w:r>
+        <w:rPr>
+          <w:sz w:val="32"/>
+          <w:szCs w:val="32"/>
+        </w:rPr>
+        <w:t xml:space="preserve">Routed to </w:t>
+      </w:r>
+      <w:proofErr w:type="spellStart"/>
+      <w:r>
+        <w:rPr>
+          <w:sz w:val="32"/>
+          <w:szCs w:val="32"/>
+        </w:rPr>
+        <w:t>mysql</w:t>
+      </w:r>
+      <w:proofErr w:type="spellEnd"/>
+      <w:r>
+        <w:rPr>
+          <w:sz w:val="32"/>
+          <w:szCs w:val="32"/>
+        </w:rPr>
+        <w:t>.</w:t>
+      </w:r>
+    </w:p>
+    <w:p>
+      <w:pPr>
+        <w:pStyle w:val="ListParagraph"/>
+        <w:numPr>
+          <w:ilvl w:val="0"/>
+          <w:numId w:val="6"/>
+        </w:numPr>
+        <w:rPr>
+          <w:sz w:val="32"/>
+          <w:szCs w:val="32"/>
+        </w:rPr>
+      </w:pPr>
+      <w:r>
+        <w:rPr>
+          <w:sz w:val="32"/>
+          <w:szCs w:val="32"/>
+        </w:rPr>
+        <w:t xml:space="preserve">Got the records using </w:t>
+      </w:r>
+      <w:proofErr w:type="spellStart"/>
+      <w:r>
+        <w:rPr>
+          <w:sz w:val="32"/>
+          <w:szCs w:val="32"/>
+        </w:rPr>
+        <w:t>patientid</w:t>
+      </w:r>
+      <w:proofErr w:type="spellEnd"/>
+      <w:r>
+        <w:rPr>
+          <w:sz w:val="32"/>
+          <w:szCs w:val="32"/>
+        </w:rPr>
+        <w:t>.</w:t>
+      </w:r>
+    </w:p>
+    <w:p>
+      <w:pPr>
+        <w:pStyle w:val="ListParagraph"/>
+        <w:numPr>
+          <w:ilvl w:val="0"/>
+          <w:numId w:val="6"/>
+        </w:numPr>
+        <w:rPr>
+          <w:sz w:val="32"/>
+          <w:szCs w:val="32"/>
+        </w:rPr>
+      </w:pPr>
+      <w:r>
+        <w:rPr>
+          <w:sz w:val="32"/>
+          <w:szCs w:val="32"/>
+        </w:rPr>
+        <w:t>Connected patient records frontend with backend.</w:t>
+      </w:r>
+    </w:p>
+    <w:p>
+      <w:pPr>
+        <w:pStyle w:val="ListParagraph"/>
+        <w:numPr>
+          <w:ilvl w:val="0"/>
+          <w:numId w:val="6"/>
+        </w:numPr>
+        <w:rPr>
+          <w:sz w:val="32"/>
+          <w:szCs w:val="32"/>
+        </w:rPr>
+      </w:pPr>
+      <w:r>
+        <w:rPr>
+          <w:sz w:val="32"/>
+          <w:szCs w:val="32"/>
+        </w:rPr>
+        <w:t>Frontend doctor search bar working finally.</w:t>
+      </w:r>
+    </w:p>
+    <w:p>
+      <w:pPr>
+        <w:rPr>
+          <w:color w:val="EE0000"/>
+          <w:sz w:val="32"/>
+          <w:szCs w:val="32"/>
+        </w:rPr>
+      </w:pPr>
+      <w:r>
+        <w:rPr>
+          <w:color w:val="EE0000"/>
+          <w:sz w:val="32"/>
+          <w:szCs w:val="32"/>
+        </w:rPr>
+        <w:t>Issues resolved:</w:t>
+      </w:r>
+    </w:p>
+    <w:p>
+      <w:pPr>
+        <w:pStyle w:val="ListParagraph"/>
+        <w:numPr>
+          <w:ilvl w:val="0"/>
+          <w:numId w:val="8"/>
+        </w:numPr>
+        <w:rPr>
+          <w:color w:val="70AD47" w:themeColor="accent6"/>
+          <w:sz w:val="32"/>
+          <w:szCs w:val="32"/>
+        </w:rPr>
+      </w:pPr>
+      <w:r>
+        <w:rPr>
+          <w:color w:val="70AD47" w:themeColor="accent6"/>
+          <w:sz w:val="32"/>
+          <w:szCs w:val="32"/>
+        </w:rPr>
+        <w:t xml:space="preserve">Get rid of infinite recursion of patient in postman </w:t>
+      </w:r>
+      <w:proofErr w:type="spellStart"/>
+      <w:proofErr w:type="gramStart"/>
+      <w:r>
+        <w:rPr>
+          <w:color w:val="70AD47" w:themeColor="accent6"/>
+          <w:sz w:val="32"/>
+          <w:szCs w:val="32"/>
+        </w:rPr>
+        <w:t>api</w:t>
+      </w:r>
+      <w:proofErr w:type="spellEnd"/>
+      <w:r>
+        <w:rPr>
+          <w:color w:val="70AD47" w:themeColor="accent6"/>
+          <w:sz w:val="32"/>
+          <w:szCs w:val="32"/>
+        </w:rPr>
+        <w:t xml:space="preserve"> ,</w:t>
+      </w:r>
+      <w:proofErr w:type="gramEnd"/>
+      <w:r>
+        <w:rPr>
+          <w:color w:val="70AD47" w:themeColor="accent6"/>
+          <w:sz w:val="32"/>
+          <w:szCs w:val="32"/>
+        </w:rPr>
+        <w:t xml:space="preserve"> so used </w:t>
+      </w:r>
+      <w:r>
+        <w:rPr>
+          <w:color w:val="70AD47" w:themeColor="accent6"/>
+          <w:sz w:val="32"/>
+          <w:szCs w:val="32"/>
+        </w:rPr>
+        <w:t>@JsonManagedReference</w:t>
+      </w:r>
+      <w:r>
+        <w:rPr>
+          <w:color w:val="70AD47" w:themeColor="accent6"/>
+          <w:sz w:val="32"/>
+          <w:szCs w:val="32"/>
+        </w:rPr>
+        <w:t>.</w:t>
+      </w:r>
+    </w:p>
+    <w:p>
+      <w:pPr>
+        <w:pStyle w:val="ListParagraph"/>
+        <w:rPr>
+          <w:sz w:val="32"/>
+          <w:szCs w:val="32"/>
+        </w:rPr>
+      </w:pPr>
     </w:p>
     <w:p>
       <w:pPr>
@@ -1579,6 +1841,96 @@
     </w:lvl>
   </w:abstractNum>
   <w:abstractNum w:abstractNumId="6" w15:restartNumberingAfterBreak="0">
+    <w:nsid w:val="59B70D27"/>
+    <w:multiLevelType w:val="hybridMultilevel"/>
+    <w:tmpl w:val="13E20C3E"/>
+    <w:lvl w:ilvl="0" w:tplc="EC7A9308">
+      <w:start w:val="1"/>
+      <w:numFmt w:val="decimal"/>
+      <w:lvlText w:val="%1."/>
+      <w:lvlJc w:val="left"/>
+      <w:pPr>
+        <w:ind w:left="720" w:hanging="360"/>
+      </w:pPr>
+      <w:rPr>
+        <w:rFonts w:hint="default"/>
+        <w:color w:val="70AD47" w:themeColor="accent6"/>
+      </w:rPr>
+    </w:lvl>
+    <w:lvl w:ilvl="1" w:tplc="40090019" w:tentative="1">
+      <w:start w:val="1"/>
+      <w:numFmt w:val="lowerLetter"/>
+      <w:lvlText w:val="%2."/>
+      <w:lvlJc w:val="left"/>
+      <w:pPr>
+        <w:ind w:left="1440" w:hanging="360"/>
+      </w:pPr>
+    </w:lvl>
+    <w:lvl w:ilvl="2" w:tplc="4009001B" w:tentative="1">
+      <w:start w:val="1"/>
+      <w:numFmt w:val="lowerRoman"/>
+      <w:lvlText w:val="%3."/>
+      <w:lvlJc w:val="right"/>
+      <w:pPr>
+        <w:ind w:left="2160" w:hanging="180"/>
+      </w:pPr>
+    </w:lvl>
+    <w:lvl w:ilvl="3" w:tplc="4009000F" w:tentative="1">
+      <w:start w:val="1"/>
+      <w:numFmt w:val="decimal"/>
+      <w:lvlText w:val="%4."/>
+      <w:lvlJc w:val="left"/>
+      <w:pPr>
+        <w:ind w:left="2880" w:hanging="360"/>
+      </w:pPr>
+    </w:lvl>
+    <w:lvl w:ilvl="4" w:tplc="40090019" w:tentative="1">
+      <w:start w:val="1"/>
+      <w:numFmt w:val="lowerLetter"/>
+      <w:lvlText w:val="%5."/>
+      <w:lvlJc w:val="left"/>
+      <w:pPr>
+        <w:ind w:left="3600" w:hanging="360"/>
+      </w:pPr>
+    </w:lvl>
+    <w:lvl w:ilvl="5" w:tplc="4009001B" w:tentative="1">
+      <w:start w:val="1"/>
+      <w:numFmt w:val="lowerRoman"/>
+      <w:lvlText w:val="%6."/>
+      <w:lvlJc w:val="right"/>
+      <w:pPr>
+        <w:ind w:left="4320" w:hanging="180"/>
+      </w:pPr>
+    </w:lvl>
+    <w:lvl w:ilvl="6" w:tplc="4009000F" w:tentative="1">
+      <w:start w:val="1"/>
+      <w:numFmt w:val="decimal"/>
+      <w:lvlText w:val="%7."/>
+      <w:lvlJc w:val="left"/>
+      <w:pPr>
+        <w:ind w:left="5040" w:hanging="360"/>
+      </w:pPr>
+    </w:lvl>
+    <w:lvl w:ilvl="7" w:tplc="40090019" w:tentative="1">
+      <w:start w:val="1"/>
+      <w:numFmt w:val="lowerLetter"/>
+      <w:lvlText w:val="%8."/>
+      <w:lvlJc w:val="left"/>
+      <w:pPr>
+        <w:ind w:left="5760" w:hanging="360"/>
+      </w:pPr>
+    </w:lvl>
+    <w:lvl w:ilvl="8" w:tplc="4009001B" w:tentative="1">
+      <w:start w:val="1"/>
+      <w:numFmt w:val="lowerRoman"/>
+      <w:lvlText w:val="%9."/>
+      <w:lvlJc w:val="right"/>
+      <w:pPr>
+        <w:ind w:left="6480" w:hanging="180"/>
+      </w:pPr>
+    </w:lvl>
+  </w:abstractNum>
+  <w:abstractNum w:abstractNumId="7" w15:restartNumberingAfterBreak="0">
     <w:nsid w:val="749703D2"/>
     <w:multiLevelType w:val="hybridMultilevel"/>
     <w:tmpl w:val="98DA71C6"/>
@@ -1695,7 +2047,7 @@
     <w:abstractNumId w:val="3"/>
   </w:num>
   <w:num w:numId="2" w16cid:durableId="680664135">
-    <w:abstractNumId w:val="6"/>
+    <w:abstractNumId w:val="7"/>
   </w:num>
   <w:num w:numId="3" w16cid:durableId="807285336">
     <w:abstractNumId w:val="0"/>
@@ -1711,6 +2063,9 @@
   </w:num>
   <w:num w:numId="7" w16cid:durableId="1720089313">
     <w:abstractNumId w:val="2"/>
+  </w:num>
+  <w:num w:numId="8" w16cid:durableId="767965200">
+    <w:abstractNumId w:val="6"/>
   </w:num>
 </w:numbering>
 </file>
@@ -2319,7 +2674,6 @@
   <w:style w:type="character" w:default="1" w:styleId="DefaultParagraphFont">
     <w:name w:val="Default Paragraph Font"/>
     <w:uiPriority w:val="1"/>
-    <w:semiHidden/>
     <w:unhideWhenUsed/>
   </w:style>
   <w:style w:type="table" w:default="1" w:styleId="TableNormal">
@@ -2671,6 +3025,36 @@
     <w:rsid w:val="00E23FB7"/>
     <w:rPr>
       <w:rFonts w:ascii="Courier New" w:eastAsia="Times New Roman" w:hAnsi="Courier New" w:cs="Courier New"/>
+      <w:sz w:val="20"/>
+      <w:szCs w:val="20"/>
+    </w:rPr>
+  </w:style>
+  <w:style w:type="paragraph" w:styleId="HTMLPreformatted">
+    <w:name w:val="HTML Preformatted"/>
+    <w:basedOn w:val="Normal"/>
+    <w:link w:val="HTMLPreformattedChar"/>
+    <w:uiPriority w:val="99"/>
+    <w:semiHidden/>
+    <w:unhideWhenUsed/>
+    <w:rsid w:val="00A705DA"/>
+    <w:pPr>
+      <w:spacing w:after="0" w:line="240" w:lineRule="auto"/>
+    </w:pPr>
+    <w:rPr>
+      <w:rFonts w:ascii="Consolas" w:hAnsi="Consolas"/>
+      <w:sz w:val="20"/>
+      <w:szCs w:val="20"/>
+    </w:rPr>
+  </w:style>
+  <w:style w:type="character" w:customStyle="1" w:styleId="HTMLPreformattedChar">
+    <w:name w:val="HTML Preformatted Char"/>
+    <w:basedOn w:val="DefaultParagraphFont"/>
+    <w:link w:val="HTMLPreformatted"/>
+    <w:uiPriority w:val="99"/>
+    <w:semiHidden/>
+    <w:rsid w:val="00A705DA"/>
+    <w:rPr>
+      <w:rFonts w:ascii="Consolas" w:hAnsi="Consolas"/>
       <w:sz w:val="20"/>
       <w:szCs w:val="20"/>
     </w:rPr>

--- a/Booking System Report.docx
+++ b/Booking System Report.docx
@@ -87,23 +87,7 @@
           <w:sz w:val="32"/>
           <w:szCs w:val="32"/>
         </w:rPr>
-        <w:t xml:space="preserve">Make the options in a </w:t>
-      </w:r>
-      <w:proofErr w:type="gramStart"/>
-      <w:r>
-        <w:rPr>
-          <w:sz w:val="32"/>
-          <w:szCs w:val="32"/>
-        </w:rPr>
-        <w:t>working conditions</w:t>
-      </w:r>
-      <w:proofErr w:type="gramEnd"/>
-      <w:r>
-        <w:rPr>
-          <w:sz w:val="32"/>
-          <w:szCs w:val="32"/>
-        </w:rPr>
-        <w:t>.</w:t>
+        <w:t>Make the options in a working conditions.</w:t>
       </w:r>
     </w:p>
     <w:p>
@@ -300,7 +284,6 @@
         <w:t xml:space="preserve">Created </w:t>
       </w:r>
       <w:proofErr w:type="spellStart"/>
-      <w:proofErr w:type="gramStart"/>
       <w:r>
         <w:rPr>
           <w:sz w:val="32"/>
@@ -314,15 +297,7 @@
           <w:sz w:val="32"/>
           <w:szCs w:val="32"/>
         </w:rPr>
-        <w:t>(</w:t>
-      </w:r>
-      <w:proofErr w:type="gramEnd"/>
-      <w:r>
-        <w:rPr>
-          <w:sz w:val="32"/>
-          <w:szCs w:val="32"/>
-        </w:rPr>
-        <w:t>) for both patient and doctor</w:t>
+        <w:t>() for both patient and doctor</w:t>
       </w:r>
     </w:p>
     <w:p>
@@ -1135,7 +1110,6 @@
         <w:t xml:space="preserve">Get rid of infinite recursion of patient in postman </w:t>
       </w:r>
       <w:proofErr w:type="spellStart"/>
-      <w:proofErr w:type="gramStart"/>
       <w:r>
         <w:rPr>
           <w:color w:val="70AD47" w:themeColor="accent6"/>
@@ -1151,16 +1125,7 @@
           <w:sz w:val="32"/>
           <w:szCs w:val="32"/>
         </w:rPr>
-        <w:t xml:space="preserve"> ,</w:t>
-      </w:r>
-      <w:proofErr w:type="gramEnd"/>
-      <w:r>
-        <w:rPr>
-          <w:color w:val="70AD47" w:themeColor="accent6"/>
-          <w:sz w:val="32"/>
-          <w:szCs w:val="32"/>
-        </w:rPr>
-        <w:t xml:space="preserve"> so used </w:t>
+        <w:t xml:space="preserve"> , so used </w:t>
       </w:r>
       <w:r>
         <w:rPr>
@@ -1177,6 +1142,24 @@
           <w:szCs w:val="32"/>
         </w:rPr>
         <w:t>.</w:t>
+      </w:r>
+    </w:p>
+    <w:p>
+      <w:pPr>
+        <w:ind w:left="360"/>
+        <w:rPr>
+          <w:color w:val="70AD47" w:themeColor="accent6"/>
+          <w:sz w:val="32"/>
+          <w:szCs w:val="32"/>
+        </w:rPr>
+      </w:pPr>
+      <w:r>
+        <w:rPr>
+          <w:color w:val="70AD47" w:themeColor="accent6"/>
+          <w:sz w:val="32"/>
+          <w:szCs w:val="32"/>
+        </w:rPr>
+        <w:t xml:space="preserve">Next day needs to do-&gt; doctor-&gt;chat &amp; profile </w:t>
       </w:r>
     </w:p>
     <w:p>
@@ -2674,6 +2657,7 @@
   <w:style w:type="character" w:default="1" w:styleId="DefaultParagraphFont">
     <w:name w:val="Default Paragraph Font"/>
     <w:uiPriority w:val="1"/>
+    <w:semiHidden/>
     <w:unhideWhenUsed/>
   </w:style>
   <w:style w:type="table" w:default="1" w:styleId="TableNormal">
